--- a/hin/docx/49.content.docx
+++ b/hin/docx/49.content.docx
@@ -45,7 +45,7 @@
         <w:rPr>
           <w:lang w:val="hi_IN" w:bidi="hi_IN"/>
         </w:rPr>
-        <w:t xml:space="preserve"> © 2023 SRV Partners Released under CC BY-SA 4.0 license. </w:t>
+        <w:t xml:space="preserve"> © 2025 Word Collective Released under CC BY-SA 4.0 license. </w:t>
       </w:r>
       <w:r>
         <w:rPr>
@@ -69,7 +69,7 @@
         <w:rPr>
           <w:lang w:val="hi_IN" w:bidi="hi_IN"/>
         </w:rPr>
-        <w:t xml:space="preserve"> © 2023 SRV Partners Released under CC BY-SA 4.0 license by Mission Mutual</w:t>
+        <w:t xml:space="preserve"> © 2025 Word Collective Released under CC BY-SA 4.0 license by Mission Mutual</w:t>
       </w:r>
       <w:r>
         <w:rPr>

--- a/hin/docx/49.content.docx
+++ b/hin/docx/49.content.docx
@@ -1540,7 +1540,6 @@
       </w:r>
       <w:r>
         <w:rPr>
-          <w:b/>
           <w:lang w:val="hi_IN" w:bidi="hi_IN"/>
         </w:rPr>
         <w:t>प्रेरित</w:t>
@@ -1553,7 +1552,6 @@
       </w:r>
       <w:r>
         <w:rPr>
-          <w:b/>
           <w:lang w:val="hi_IN" w:bidi="hi_IN"/>
         </w:rPr>
         <w:t>मसीह</w:t>
@@ -1889,7 +1887,6 @@
       </w:r>
       <w:r>
         <w:rPr>
-          <w:b/>
           <w:lang w:val="hi_IN" w:bidi="hi_IN"/>
         </w:rPr>
         <w:t>प्रभु</w:t>
@@ -1942,7 +1939,6 @@
       </w:r>
       <w:r>
         <w:rPr>
-          <w:b/>
           <w:lang w:val="hi_IN" w:bidi="hi_IN"/>
         </w:rPr>
         <w:t>आशीष</w:t>
@@ -2036,7 +2032,6 @@
       </w:r>
       <w:r>
         <w:rPr>
-          <w:b/>
           <w:lang w:val="hi_IN" w:bidi="hi_IN"/>
         </w:rPr>
         <w:t>स्वर्ग</w:t>
@@ -2103,7 +2098,6 @@
       </w:r>
       <w:r>
         <w:rPr>
-          <w:b/>
           <w:lang w:val="hi_IN" w:bidi="hi_IN"/>
         </w:rPr>
         <w:t>पवित्र</w:t>
@@ -2198,7 +2192,6 @@
       </w:r>
       <w:r>
         <w:rPr>
-          <w:b/>
           <w:lang w:val="hi_IN" w:bidi="hi_IN"/>
         </w:rPr>
         <w:t>महिमा</w:t>
@@ -3406,7 +3399,6 @@
       </w:r>
       <w:r>
         <w:rPr>
-          <w:b/>
           <w:lang w:val="hi_IN" w:bidi="hi_IN"/>
         </w:rPr>
         <w:t>मसीह</w:t>
@@ -3605,7 +3597,6 @@
       </w:r>
       <w:r>
         <w:rPr>
-          <w:b/>
           <w:lang w:val="hi_IN" w:bidi="hi_IN"/>
         </w:rPr>
         <w:t>क्षमा</w:t>
@@ -3618,7 +3609,6 @@
       </w:r>
       <w:r>
         <w:rPr>
-          <w:b/>
           <w:lang w:val="hi_IN" w:bidi="hi_IN"/>
         </w:rPr>
         <w:t>पाप</w:t>
@@ -3685,7 +3675,6 @@
       </w:r>
       <w:r>
         <w:rPr>
-          <w:b/>
           <w:lang w:val="hi_IN" w:bidi="hi_IN"/>
         </w:rPr>
         <w:t>बुद्धि</w:t>
@@ -3753,7 +3742,6 @@
       </w:r>
       <w:r>
         <w:rPr>
-          <w:b/>
           <w:lang w:val="hi_IN" w:bidi="hi_IN"/>
         </w:rPr>
         <w:t>स्वर्ग</w:t>
@@ -4217,7 +4205,6 @@
       </w:r>
       <w:r>
         <w:rPr>
-          <w:b/>
           <w:lang w:val="hi_IN" w:bidi="hi_IN"/>
         </w:rPr>
         <w:t>मोम की मुहर</w:t>
@@ -5155,7 +5142,6 @@
       </w:r>
       <w:r>
         <w:rPr>
-          <w:b/>
           <w:lang w:val="hi_IN" w:bidi="hi_IN"/>
         </w:rPr>
         <w:t>मसीह</w:t>
@@ -5302,7 +5288,6 @@
       </w:r>
       <w:r>
         <w:rPr>
-          <w:b/>
           <w:lang w:val="hi_IN" w:bidi="hi_IN"/>
         </w:rPr>
         <w:t>शुभ संदेश</w:t>
@@ -5315,7 +5300,6 @@
       </w:r>
       <w:r>
         <w:rPr>
-          <w:b/>
           <w:lang w:val="hi_IN" w:bidi="hi_IN"/>
         </w:rPr>
         <w:t>सुसमाचार</w:t>
@@ -5382,7 +5366,6 @@
       </w:r>
       <w:r>
         <w:rPr>
-          <w:b/>
           <w:lang w:val="hi_IN" w:bidi="hi_IN"/>
         </w:rPr>
         <w:t>यहूदी</w:t>
@@ -5395,7 +5378,6 @@
       </w:r>
       <w:r>
         <w:rPr>
-          <w:b/>
           <w:lang w:val="hi_IN" w:bidi="hi_IN"/>
         </w:rPr>
         <w:t>अन्यजाति</w:t>
@@ -5462,7 +5444,6 @@
       </w:r>
       <w:r>
         <w:rPr>
-          <w:b/>
           <w:lang w:val="hi_IN" w:bidi="hi_IN"/>
         </w:rPr>
         <w:t>महिमा</w:t>
@@ -5536,7 +5517,6 @@
       </w:r>
       <w:r>
         <w:rPr>
-          <w:b/>
           <w:lang w:val="hi_IN" w:bidi="hi_IN"/>
         </w:rPr>
         <w:t>मुहर</w:t>
@@ -5576,7 +5556,6 @@
       </w:r>
       <w:r>
         <w:rPr>
-          <w:b/>
           <w:lang w:val="hi_IN" w:bidi="hi_IN"/>
         </w:rPr>
         <w:t>पवित्र आत्मा</w:t>
@@ -7191,7 +7170,6 @@
       </w:r>
       <w:r>
         <w:rPr>
-          <w:b/>
           <w:lang w:val="hi_IN" w:bidi="hi_IN"/>
         </w:rPr>
         <w:t>विश्वास</w:t>
@@ -7244,7 +7222,6 @@
       </w:r>
       <w:r>
         <w:rPr>
-          <w:b/>
           <w:lang w:val="hi_IN" w:bidi="hi_IN"/>
         </w:rPr>
         <w:t>प्रभु</w:t>
@@ -7257,7 +7234,6 @@
       </w:r>
       <w:r>
         <w:rPr>
-          <w:b/>
           <w:lang w:val="hi_IN" w:bidi="hi_IN"/>
         </w:rPr>
         <w:t>मसीह</w:t>
@@ -7337,7 +7313,6 @@
       </w:r>
       <w:r>
         <w:rPr>
-          <w:b/>
           <w:lang w:val="hi_IN" w:bidi="hi_IN"/>
         </w:rPr>
         <w:t>महिमा</w:t>
@@ -7390,7 +7365,6 @@
       </w:r>
       <w:r>
         <w:rPr>
-          <w:b/>
           <w:lang w:val="hi_IN" w:bidi="hi_IN"/>
         </w:rPr>
         <w:t>बुद्धि</w:t>
@@ -7470,7 +7444,6 @@
       </w:r>
       <w:r>
         <w:rPr>
-          <w:b/>
           <w:lang w:val="hi_IN" w:bidi="hi_IN"/>
         </w:rPr>
         <w:t>स्वर्ग</w:t>
@@ -9025,7 +8998,6 @@
       </w:r>
       <w:r>
         <w:rPr>
-          <w:b/>
           <w:lang w:val="hi_IN" w:bidi="hi_IN"/>
         </w:rPr>
         <w:t>मसीह</w:t>
@@ -9078,7 +9050,6 @@
       </w:r>
       <w:r>
         <w:rPr>
-          <w:b/>
           <w:lang w:val="hi_IN" w:bidi="hi_IN"/>
         </w:rPr>
         <w:t>पाप</w:t>
@@ -9158,7 +9129,6 @@
       </w:r>
       <w:r>
         <w:rPr>
-          <w:b/>
           <w:lang w:val="hi_IN" w:bidi="hi_IN"/>
         </w:rPr>
         <w:t>शैतान</w:t>
@@ -9171,7 +9141,6 @@
       </w:r>
       <w:r>
         <w:rPr>
-          <w:b/>
           <w:lang w:val="hi_IN" w:bidi="hi_IN"/>
         </w:rPr>
         <w:t>इब्लीस</w:t>
@@ -9467,7 +9436,6 @@
       </w:r>
       <w:r>
         <w:rPr>
-          <w:b/>
           <w:lang w:val="hi_IN" w:bidi="hi_IN"/>
         </w:rPr>
         <w:t>दया</w:t>
@@ -9541,7 +9509,6 @@
       </w:r>
       <w:r>
         <w:rPr>
-          <w:b/>
           <w:lang w:val="hi_IN" w:bidi="hi_IN"/>
         </w:rPr>
         <w:t>स्वर्ग</w:t>
@@ -9581,7 +9548,6 @@
       </w:r>
       <w:r>
         <w:rPr>
-          <w:b/>
           <w:lang w:val="hi_IN" w:bidi="hi_IN"/>
         </w:rPr>
         <w:t>उद्धार</w:t>
@@ -10114,7 +10080,6 @@
       </w:r>
       <w:r>
         <w:rPr>
-          <w:b/>
           <w:lang w:val="hi_IN" w:bidi="hi_IN"/>
         </w:rPr>
         <w:t>दीवार या बाधा</w:t>
@@ -11144,7 +11109,6 @@
       </w:r>
       <w:r>
         <w:rPr>
-          <w:b/>
           <w:lang w:val="hi_IN" w:bidi="hi_IN"/>
         </w:rPr>
         <w:t>अन्यजाति</w:t>
@@ -11157,7 +11121,6 @@
       </w:r>
       <w:r>
         <w:rPr>
-          <w:b/>
           <w:lang w:val="hi_IN" w:bidi="hi_IN"/>
         </w:rPr>
         <w:t>यहूदी</w:t>
@@ -11184,7 +11147,6 @@
       </w:r>
       <w:r>
         <w:rPr>
-          <w:b/>
           <w:lang w:val="hi_IN" w:bidi="hi_IN"/>
         </w:rPr>
         <w:t>मसीह</w:t>
@@ -11370,7 +11332,6 @@
       </w:r>
       <w:r>
         <w:rPr>
-          <w:b/>
           <w:lang w:val="hi_IN" w:bidi="hi_IN"/>
         </w:rPr>
         <w:t>इस्राएल</w:t>
@@ -11383,7 +11344,6 @@
       </w:r>
       <w:r>
         <w:rPr>
-          <w:b/>
           <w:lang w:val="hi_IN" w:bidi="hi_IN"/>
         </w:rPr>
         <w:t>वाचा</w:t>
@@ -11571,7 +11531,6 @@
       </w:r>
       <w:r>
         <w:rPr>
-          <w:b/>
           <w:lang w:val="hi_IN" w:bidi="hi_IN"/>
         </w:rPr>
         <w:t>व्यवस्था</w:t>
@@ -11651,7 +11610,6 @@
       </w:r>
       <w:r>
         <w:rPr>
-          <w:b/>
           <w:lang w:val="hi_IN" w:bidi="hi_IN"/>
         </w:rPr>
         <w:t>क्रूस</w:t>
@@ -11691,7 +11649,6 @@
       </w:r>
       <w:r>
         <w:rPr>
-          <w:b/>
           <w:lang w:val="hi_IN" w:bidi="hi_IN"/>
         </w:rPr>
         <w:t>पवित्र आत्मा</w:t>
@@ -12197,7 +12154,6 @@
       </w:r>
       <w:r>
         <w:rPr>
-          <w:b/>
           <w:lang w:val="hi_IN" w:bidi="hi_IN"/>
         </w:rPr>
         <w:t>घर की दीवार</w:t>
@@ -13428,7 +13384,6 @@
       </w:r>
       <w:r>
         <w:rPr>
-          <w:b/>
           <w:lang w:val="hi_IN" w:bidi="hi_IN"/>
         </w:rPr>
         <w:t>अन्यजाति</w:t>
@@ -13581,7 +13536,6 @@
       </w:r>
       <w:r>
         <w:rPr>
-          <w:b/>
           <w:lang w:val="hi_IN" w:bidi="hi_IN"/>
         </w:rPr>
         <w:t>पवित्र</w:t>
@@ -13648,7 +13602,6 @@
       </w:r>
       <w:r>
         <w:rPr>
-          <w:b/>
           <w:lang w:val="hi_IN" w:bidi="hi_IN"/>
         </w:rPr>
         <w:t>घराने</w:t>
@@ -13709,7 +13662,6 @@
       </w:r>
       <w:r>
         <w:rPr>
-          <w:b/>
           <w:lang w:val="hi_IN" w:bidi="hi_IN"/>
         </w:rPr>
         <w:t>मसीह</w:t>
@@ -13775,7 +13727,6 @@
       </w:r>
       <w:r>
         <w:rPr>
-          <w:b/>
           <w:lang w:val="hi_IN" w:bidi="hi_IN"/>
         </w:rPr>
         <w:t>कोने का पत्थर</w:t>
@@ -13868,7 +13819,6 @@
       </w:r>
       <w:r>
         <w:rPr>
-          <w:b/>
           <w:lang w:val="hi_IN" w:bidi="hi_IN"/>
         </w:rPr>
         <w:t>प्रेरितों</w:t>
@@ -13948,7 +13898,6 @@
       </w:r>
       <w:r>
         <w:rPr>
-          <w:b/>
           <w:lang w:val="hi_IN" w:bidi="hi_IN"/>
         </w:rPr>
         <w:t>मन्दिर</w:t>
@@ -13982,7 +13931,6 @@
       </w:r>
       <w:r>
         <w:rPr>
-          <w:b/>
           <w:lang w:val="hi_IN" w:bidi="hi_IN"/>
         </w:rPr>
         <w:t>प्रभु</w:t>
@@ -14022,7 +13970,6 @@
       </w:r>
       <w:r>
         <w:rPr>
-          <w:b/>
           <w:lang w:val="hi_IN" w:bidi="hi_IN"/>
         </w:rPr>
         <w:t>पवित्र आत्मा</w:t>
@@ -15635,7 +15582,6 @@
       </w:r>
       <w:r>
         <w:rPr>
-          <w:b/>
           <w:lang w:val="hi_IN" w:bidi="hi_IN"/>
         </w:rPr>
         <w:t>मसीह</w:t>
@@ -15648,7 +15594,6 @@
       </w:r>
       <w:r>
         <w:rPr>
-          <w:b/>
           <w:lang w:val="hi_IN" w:bidi="hi_IN"/>
         </w:rPr>
         <w:t>अन्यजातियों</w:t>
@@ -15782,7 +15727,6 @@
       </w:r>
       <w:r>
         <w:rPr>
-          <w:b/>
           <w:lang w:val="hi_IN" w:bidi="hi_IN"/>
         </w:rPr>
         <w:t>यहूदी</w:t>
@@ -15822,7 +15766,6 @@
       </w:r>
       <w:r>
         <w:rPr>
-          <w:b/>
           <w:lang w:val="hi_IN" w:bidi="hi_IN"/>
         </w:rPr>
         <w:t>वारिसों</w:t>
@@ -15890,7 +15833,6 @@
       </w:r>
       <w:r>
         <w:rPr>
-          <w:b/>
           <w:lang w:val="hi_IN" w:bidi="hi_IN"/>
         </w:rPr>
         <w:t>पीढ़ियाँ</w:t>
@@ -15930,7 +15872,6 @@
       </w:r>
       <w:r>
         <w:rPr>
-          <w:b/>
           <w:lang w:val="hi_IN" w:bidi="hi_IN"/>
         </w:rPr>
         <w:t>पवित्र आत्मा</w:t>
@@ -15996,7 +15937,6 @@
       </w:r>
       <w:r>
         <w:rPr>
-          <w:b/>
           <w:lang w:val="hi_IN" w:bidi="hi_IN"/>
         </w:rPr>
         <w:t>प्रेरित</w:t>
@@ -16022,7 +15962,6 @@
       </w:r>
       <w:r>
         <w:rPr>
-          <w:b/>
           <w:lang w:val="hi_IN" w:bidi="hi_IN"/>
         </w:rPr>
         <w:t>पवित्र</w:t>
@@ -16088,7 +16027,6 @@
       </w:r>
       <w:r>
         <w:rPr>
-          <w:b/>
           <w:lang w:val="hi_IN" w:bidi="hi_IN"/>
         </w:rPr>
         <w:t>इस्राएल</w:t>
@@ -16101,7 +16039,6 @@
       </w:r>
       <w:r>
         <w:rPr>
-          <w:b/>
           <w:lang w:val="hi_IN" w:bidi="hi_IN"/>
         </w:rPr>
         <w:t>शुभ संदेश</w:t>
@@ -16114,7 +16051,6 @@
       </w:r>
       <w:r>
         <w:rPr>
-          <w:b/>
           <w:lang w:val="hi_IN" w:bidi="hi_IN"/>
         </w:rPr>
         <w:t>सुसमाचार</w:t>
@@ -17772,7 +17708,6 @@
       </w:r>
       <w:r>
         <w:rPr>
-          <w:b/>
           <w:lang w:val="hi_IN" w:bidi="hi_IN"/>
         </w:rPr>
         <w:t>सुसमाचार</w:t>
@@ -17812,7 +17747,6 @@
       </w:r>
       <w:r>
         <w:rPr>
-          <w:b/>
           <w:lang w:val="hi_IN" w:bidi="hi_IN"/>
         </w:rPr>
         <w:t>सेवक</w:t>
@@ -17972,7 +17906,6 @@
       </w:r>
       <w:r>
         <w:rPr>
-          <w:b/>
           <w:lang w:val="hi_IN" w:bidi="hi_IN"/>
         </w:rPr>
         <w:t>बुद्धि</w:t>
@@ -18020,7 +17953,6 @@
       </w:r>
       <w:r>
         <w:rPr>
-          <w:b/>
           <w:lang w:val="hi_IN" w:bidi="hi_IN"/>
         </w:rPr>
         <w:t>स्वर्ग</w:t>
@@ -18086,7 +18018,6 @@
       </w:r>
       <w:r>
         <w:rPr>
-          <w:b/>
           <w:lang w:val="hi_IN" w:bidi="hi_IN"/>
         </w:rPr>
         <w:t>मसीह</w:t>
@@ -18099,7 +18030,6 @@
       </w:r>
       <w:r>
         <w:rPr>
-          <w:b/>
           <w:lang w:val="hi_IN" w:bidi="hi_IN"/>
         </w:rPr>
         <w:t>प्रभु</w:t>
@@ -18139,7 +18069,6 @@
       </w:r>
       <w:r>
         <w:rPr>
-          <w:b/>
           <w:lang w:val="hi_IN" w:bidi="hi_IN"/>
         </w:rPr>
         <w:t>विश्वास</w:t>
@@ -18206,7 +18135,6 @@
       </w:r>
       <w:r>
         <w:rPr>
-          <w:b/>
           <w:lang w:val="hi_IN" w:bidi="hi_IN"/>
         </w:rPr>
         <w:t>महिमा</w:t>
@@ -18698,7 +18626,6 @@
       </w:r>
       <w:r>
         <w:rPr>
-          <w:b/>
           <w:lang w:val="hi_IN" w:bidi="hi_IN"/>
         </w:rPr>
         <w:t>गहरी जड़ वाले पेड़</w:t>
@@ -18725,7 +18652,6 @@
       </w:r>
       <w:r>
         <w:rPr>
-          <w:b/>
           <w:lang w:val="hi_IN" w:bidi="hi_IN"/>
         </w:rPr>
         <w:t>पत्थर की नींव</w:t>
@@ -19869,7 +19795,6 @@
       </w:r>
       <w:r>
         <w:rPr>
-          <w:b/>
           <w:lang w:val="hi_IN" w:bidi="hi_IN"/>
         </w:rPr>
         <w:t>स्वर्ग</w:t>
@@ -19909,7 +19834,6 @@
       </w:r>
       <w:r>
         <w:rPr>
-          <w:b/>
           <w:lang w:val="hi_IN" w:bidi="hi_IN"/>
         </w:rPr>
         <w:t>महिमा</w:t>
@@ -19962,7 +19886,6 @@
       </w:r>
       <w:r>
         <w:rPr>
-          <w:b/>
           <w:lang w:val="hi_IN" w:bidi="hi_IN"/>
         </w:rPr>
         <w:t>पवित्र आत्मा</w:t>
@@ -20009,7 +19932,6 @@
       </w:r>
       <w:r>
         <w:rPr>
-          <w:b/>
           <w:lang w:val="hi_IN" w:bidi="hi_IN"/>
         </w:rPr>
         <w:t>मसीह</w:t>
@@ -20076,7 +19998,6 @@
       </w:r>
       <w:r>
         <w:rPr>
-          <w:b/>
           <w:lang w:val="hi_IN" w:bidi="hi_IN"/>
         </w:rPr>
         <w:t>विश्वास</w:t>
@@ -20196,7 +20117,6 @@
       </w:r>
       <w:r>
         <w:rPr>
-          <w:b/>
           <w:lang w:val="hi_IN" w:bidi="hi_IN"/>
         </w:rPr>
         <w:t>पीढ़ियों</w:t>
@@ -20263,7 +20183,6 @@
       </w:r>
       <w:r>
         <w:rPr>
-          <w:b/>
           <w:lang w:val="hi_IN" w:bidi="hi_IN"/>
         </w:rPr>
         <w:t>आमीन</w:t>
@@ -21690,7 +21609,6 @@
       </w:r>
       <w:r>
         <w:rPr>
-          <w:b/>
           <w:lang w:val="hi_IN" w:bidi="hi_IN"/>
         </w:rPr>
         <w:t>प्रभु</w:t>
@@ -21937,7 +21855,6 @@
       </w:r>
       <w:r>
         <w:rPr>
-          <w:b/>
           <w:lang w:val="hi_IN" w:bidi="hi_IN"/>
         </w:rPr>
         <w:t>पवित्र आत्मा</w:t>
@@ -22078,7 +21995,6 @@
       </w:r>
       <w:r>
         <w:rPr>
-          <w:b/>
           <w:lang w:val="hi_IN" w:bidi="hi_IN"/>
         </w:rPr>
         <w:t xml:space="preserve">विश्वास </w:t>
@@ -22145,7 +22061,6 @@
       </w:r>
       <w:r>
         <w:rPr>
-          <w:b/>
           <w:lang w:val="hi_IN" w:bidi="hi_IN"/>
         </w:rPr>
         <w:t>बपतिस्मा</w:t>
@@ -23721,7 +23636,6 @@
       </w:r>
       <w:r>
         <w:rPr>
-          <w:b/>
           <w:lang w:val="hi_IN" w:bidi="hi_IN"/>
         </w:rPr>
         <w:t>मसीह</w:t>
@@ -23801,7 +23715,6 @@
       </w:r>
       <w:r>
         <w:rPr>
-          <w:b/>
           <w:lang w:val="hi_IN" w:bidi="hi_IN"/>
         </w:rPr>
         <w:t>स्वर्ग</w:t>
@@ -23920,7 +23833,6 @@
       </w:r>
       <w:r>
         <w:rPr>
-          <w:b/>
           <w:lang w:val="hi_IN" w:bidi="hi_IN"/>
         </w:rPr>
         <w:t>प्रेरित</w:t>
@@ -24114,7 +24026,6 @@
       </w:r>
       <w:r>
         <w:rPr>
-          <w:b/>
           <w:lang w:val="hi_IN" w:bidi="hi_IN"/>
         </w:rPr>
         <w:t>शिक्षक</w:t>
@@ -24202,7 +24113,6 @@
       </w:r>
       <w:r>
         <w:rPr>
-          <w:b/>
           <w:lang w:val="hi_IN" w:bidi="hi_IN"/>
         </w:rPr>
         <w:t xml:space="preserve">विश्वास </w:t>
@@ -24269,7 +24179,6 @@
       </w:r>
       <w:r>
         <w:rPr>
-          <w:b/>
           <w:lang w:val="hi_IN" w:bidi="hi_IN"/>
         </w:rPr>
         <w:t>परमेश्वर के पुत्र</w:t>
@@ -25104,7 +25013,6 @@
       </w:r>
       <w:r>
         <w:rPr>
-          <w:b/>
           <w:lang w:val="hi_IN" w:bidi="hi_IN"/>
         </w:rPr>
         <w:t>छाले</w:t>
@@ -25658,7 +25566,6 @@
       </w:r>
       <w:r>
         <w:rPr>
-          <w:b/>
           <w:lang w:val="hi_IN" w:bidi="hi_IN"/>
         </w:rPr>
         <w:t>प्रभु</w:t>
@@ -25698,7 +25605,6 @@
       </w:r>
       <w:r>
         <w:rPr>
-          <w:b/>
           <w:lang w:val="hi_IN" w:bidi="hi_IN"/>
         </w:rPr>
         <w:t>अन्यजातियों</w:t>
@@ -25765,7 +25671,6 @@
       </w:r>
       <w:r>
         <w:rPr>
-          <w:b/>
           <w:lang w:val="hi_IN" w:bidi="hi_IN"/>
         </w:rPr>
         <w:t>हृदय</w:t>
@@ -25858,7 +25763,6 @@
       </w:r>
       <w:r>
         <w:rPr>
-          <w:b/>
           <w:lang w:val="hi_IN" w:bidi="hi_IN"/>
         </w:rPr>
         <w:t>मसीह</w:t>
@@ -25979,7 +25883,6 @@
       </w:r>
       <w:r>
         <w:rPr>
-          <w:b/>
           <w:lang w:val="hi_IN" w:bidi="hi_IN"/>
         </w:rPr>
         <w:t xml:space="preserve">धार्मिकता </w:t>
@@ -26019,7 +25922,6 @@
       </w:r>
       <w:r>
         <w:rPr>
-          <w:b/>
           <w:lang w:val="hi_IN" w:bidi="hi_IN"/>
         </w:rPr>
         <w:t>पवित्र</w:t>
@@ -27498,7 +27400,6 @@
       </w:r>
       <w:r>
         <w:rPr>
-          <w:b/>
           <w:lang w:val="hi_IN" w:bidi="hi_IN"/>
         </w:rPr>
         <w:t>पाप</w:t>
@@ -27565,7 +27466,6 @@
       </w:r>
       <w:r>
         <w:rPr>
-          <w:b/>
           <w:lang w:val="hi_IN" w:bidi="hi_IN"/>
         </w:rPr>
         <w:t>दुष्टात्मा</w:t>
@@ -27578,7 +27478,6 @@
       </w:r>
       <w:r>
         <w:rPr>
-          <w:b/>
           <w:lang w:val="hi_IN" w:bidi="hi_IN"/>
         </w:rPr>
         <w:t>शैतान</w:t>
@@ -27618,7 +27517,6 @@
       </w:r>
       <w:r>
         <w:rPr>
-          <w:b/>
           <w:lang w:val="hi_IN" w:bidi="hi_IN"/>
         </w:rPr>
         <w:t>पवित्र आत्मा</w:t>
@@ -27791,7 +27689,6 @@
       </w:r>
       <w:r>
         <w:rPr>
-          <w:b/>
           <w:lang w:val="hi_IN" w:bidi="hi_IN"/>
         </w:rPr>
         <w:t>करुणा</w:t>
@@ -27831,7 +27728,6 @@
       </w:r>
       <w:r>
         <w:rPr>
-          <w:b/>
           <w:lang w:val="hi_IN" w:bidi="hi_IN"/>
         </w:rPr>
         <w:t>क्षमा</w:t>
@@ -27865,7 +27761,6 @@
       </w:r>
       <w:r>
         <w:rPr>
-          <w:b/>
           <w:lang w:val="hi_IN" w:bidi="hi_IN"/>
         </w:rPr>
         <w:t>मसीह</w:t>
@@ -29331,7 +29226,6 @@
       </w:r>
       <w:r>
         <w:rPr>
-          <w:b/>
           <w:lang w:val="hi_IN" w:bidi="hi_IN"/>
         </w:rPr>
         <w:t>मसीह</w:t>
@@ -29424,7 +29318,6 @@
       </w:r>
       <w:r>
         <w:rPr>
-          <w:b/>
           <w:lang w:val="hi_IN" w:bidi="hi_IN"/>
         </w:rPr>
         <w:t>बलिदान</w:t>
@@ -29437,7 +29330,6 @@
       </w:r>
       <w:r>
         <w:rPr>
-          <w:b/>
           <w:lang w:val="hi_IN" w:bidi="hi_IN"/>
         </w:rPr>
         <w:t>भेंट</w:t>
@@ -29677,7 +29569,6 @@
       </w:r>
       <w:r>
         <w:rPr>
-          <w:b/>
           <w:lang w:val="hi_IN" w:bidi="hi_IN"/>
         </w:rPr>
         <w:t>वारिस</w:t>
@@ -29738,7 +29629,6 @@
       </w:r>
       <w:r>
         <w:rPr>
-          <w:b/>
           <w:lang w:val="hi_IN" w:bidi="hi_IN"/>
         </w:rPr>
         <w:t>परमेश्वर का राज्य</w:t>
@@ -31415,7 +31305,6 @@
       </w:r>
       <w:r>
         <w:rPr>
-          <w:b/>
           <w:lang w:val="hi_IN" w:bidi="hi_IN"/>
         </w:rPr>
         <w:t>प्रभु</w:t>
@@ -31455,7 +31344,6 @@
       </w:r>
       <w:r>
         <w:rPr>
-          <w:b/>
           <w:lang w:val="hi_IN" w:bidi="hi_IN"/>
         </w:rPr>
         <w:t>धार्मिकता</w:t>
@@ -31495,7 +31383,6 @@
       </w:r>
       <w:r>
         <w:rPr>
-          <w:b/>
           <w:lang w:val="hi_IN" w:bidi="hi_IN"/>
         </w:rPr>
         <w:t>मसीह</w:t>
@@ -32984,7 +32871,6 @@
       </w:r>
       <w:r>
         <w:rPr>
-          <w:b/>
           <w:lang w:val="hi_IN" w:bidi="hi_IN"/>
         </w:rPr>
         <w:t>बुद्धि</w:t>
@@ -33051,7 +32937,6 @@
       </w:r>
       <w:r>
         <w:rPr>
-          <w:b/>
           <w:lang w:val="hi_IN" w:bidi="hi_IN"/>
         </w:rPr>
         <w:t>बुराई</w:t>
@@ -33091,7 +32976,6 @@
       </w:r>
       <w:r>
         <w:rPr>
-          <w:b/>
           <w:lang w:val="hi_IN" w:bidi="hi_IN"/>
         </w:rPr>
         <w:t>प्रभु</w:t>
@@ -33205,7 +33089,6 @@
       </w:r>
       <w:r>
         <w:rPr>
-          <w:b/>
           <w:lang w:val="hi_IN" w:bidi="hi_IN"/>
         </w:rPr>
         <w:t>पवित्र आत्मा</w:t>
@@ -33363,7 +33246,6 @@
       </w:r>
       <w:r>
         <w:rPr>
-          <w:b/>
           <w:lang w:val="hi_IN" w:bidi="hi_IN"/>
         </w:rPr>
         <w:t>भजन</w:t>
@@ -33403,7 +33285,6 @@
       </w:r>
       <w:r>
         <w:rPr>
-          <w:b/>
           <w:lang w:val="hi_IN" w:bidi="hi_IN"/>
         </w:rPr>
         <w:t>मसीह</w:t>
@@ -35135,7 +35016,6 @@
       </w:r>
       <w:r>
         <w:rPr>
-          <w:b/>
           <w:lang w:val="hi_IN" w:bidi="hi_IN"/>
         </w:rPr>
         <w:t>प्रभु</w:t>
@@ -35175,7 +35055,6 @@
       </w:r>
       <w:r>
         <w:rPr>
-          <w:b/>
           <w:lang w:val="hi_IN" w:bidi="hi_IN"/>
         </w:rPr>
         <w:t>मसीह</w:t>
@@ -35343,7 +35222,6 @@
       </w:r>
       <w:r>
         <w:rPr>
-          <w:b/>
           <w:lang w:val="hi_IN" w:bidi="hi_IN"/>
         </w:rPr>
         <w:t>पवित्र</w:t>
@@ -37763,7 +37641,6 @@
       </w:r>
       <w:r>
         <w:rPr>
-          <w:b/>
           <w:lang w:val="hi_IN" w:bidi="hi_IN"/>
         </w:rPr>
         <w:t>रोमी सैनिकों के कमरबंद</w:t>
@@ -37804,7 +37681,6 @@
       </w:r>
       <w:r>
         <w:rPr>
-          <w:b/>
           <w:lang w:val="hi_IN" w:bidi="hi_IN"/>
         </w:rPr>
         <w:t>रोमी सैनिक की झिलम</w:t>
@@ -37845,7 +37721,6 @@
       </w:r>
       <w:r>
         <w:rPr>
-          <w:b/>
           <w:lang w:val="hi_IN" w:bidi="hi_IN"/>
         </w:rPr>
         <w:t>रोमी सैनिक के जूतों</w:t>
@@ -37886,7 +37761,6 @@
       </w:r>
       <w:r>
         <w:rPr>
-          <w:b/>
           <w:lang w:val="hi_IN" w:bidi="hi_IN"/>
         </w:rPr>
         <w:t>रोमी सैनिकों की ढाल</w:t>
@@ -37899,7 +37773,6 @@
       </w:r>
       <w:r>
         <w:rPr>
-          <w:b/>
           <w:lang w:val="hi_IN" w:bidi="hi_IN"/>
         </w:rPr>
         <w:t>धनुष और बाण लिए हुए एक तीरंदाज</w:t>
@@ -37954,7 +37827,6 @@
       </w:r>
       <w:r>
         <w:rPr>
-          <w:b/>
           <w:lang w:val="hi_IN" w:bidi="hi_IN"/>
         </w:rPr>
         <w:t>रोमी सैनिक के टोप</w:t>
@@ -37995,7 +37867,6 @@
       </w:r>
       <w:r>
         <w:rPr>
-          <w:b/>
           <w:lang w:val="hi_IN" w:bidi="hi_IN"/>
         </w:rPr>
         <w:t>सैनिकों की तलवार</w:t>
@@ -38339,7 +38210,6 @@
       </w:r>
       <w:r>
         <w:rPr>
-          <w:b/>
           <w:lang w:val="hi_IN" w:bidi="hi_IN"/>
         </w:rPr>
         <w:t>रोमी सैनिक</w:t>
@@ -39273,7 +39143,6 @@
       </w:r>
       <w:r>
         <w:rPr>
-          <w:b/>
           <w:lang w:val="hi_IN" w:bidi="hi_IN"/>
         </w:rPr>
         <w:t>प्रभु</w:t>
@@ -39327,7 +39196,6 @@
       </w:r>
       <w:r>
         <w:rPr>
-          <w:b/>
           <w:lang w:val="hi_IN" w:bidi="hi_IN"/>
         </w:rPr>
         <w:t>पूरे कवच के साथ एक रोमी सैनिक</w:t>
@@ -39367,7 +39235,6 @@
       </w:r>
       <w:r>
         <w:rPr>
-          <w:b/>
           <w:lang w:val="hi_IN" w:bidi="hi_IN"/>
         </w:rPr>
         <w:t>शैतान</w:t>
@@ -39525,7 +39392,6 @@
       </w:r>
       <w:r>
         <w:rPr>
-          <w:b/>
           <w:lang w:val="hi_IN" w:bidi="hi_IN"/>
         </w:rPr>
         <w:t>दुष्टात्मा</w:t>
@@ -39538,7 +39404,6 @@
       </w:r>
       <w:r>
         <w:rPr>
-          <w:b/>
           <w:lang w:val="hi_IN" w:bidi="hi_IN"/>
         </w:rPr>
         <w:t>आत्मा</w:t>
@@ -39572,7 +39437,6 @@
       </w:r>
       <w:r>
         <w:rPr>
-          <w:b/>
           <w:lang w:val="hi_IN" w:bidi="hi_IN"/>
         </w:rPr>
         <w:t>बुराई</w:t>
@@ -39638,7 +39502,6 @@
       </w:r>
       <w:r>
         <w:rPr>
-          <w:b/>
           <w:lang w:val="hi_IN" w:bidi="hi_IN"/>
         </w:rPr>
         <w:t>स्वर्ग</w:t>
@@ -39705,7 +39568,6 @@
       </w:r>
       <w:r>
         <w:rPr>
-          <w:b/>
           <w:lang w:val="hi_IN" w:bidi="hi_IN"/>
         </w:rPr>
         <w:t>रोमी सैनिक की झिलम</w:t>
@@ -39739,7 +39601,6 @@
       </w:r>
       <w:r>
         <w:rPr>
-          <w:b/>
           <w:lang w:val="hi_IN" w:bidi="hi_IN"/>
         </w:rPr>
         <w:t>धार्मिकता</w:t>
@@ -39779,7 +39640,6 @@
       </w:r>
       <w:r>
         <w:rPr>
-          <w:b/>
           <w:lang w:val="hi_IN" w:bidi="hi_IN"/>
         </w:rPr>
         <w:t>सुसमाचार</w:t>
@@ -39853,7 +39713,6 @@
       </w:r>
       <w:r>
         <w:rPr>
-          <w:b/>
           <w:lang w:val="hi_IN" w:bidi="hi_IN"/>
         </w:rPr>
         <w:t xml:space="preserve">विश्वास </w:t>
@@ -39920,7 +39779,6 @@
       </w:r>
       <w:r>
         <w:rPr>
-          <w:b/>
           <w:lang w:val="hi_IN" w:bidi="hi_IN"/>
         </w:rPr>
         <w:t>रोमी सैनिक की ढाल</w:t>
@@ -39987,7 +39845,6 @@
       </w:r>
       <w:r>
         <w:rPr>
-          <w:b/>
           <w:lang w:val="hi_IN" w:bidi="hi_IN"/>
         </w:rPr>
         <w:t>धनुष और तीरों</w:t>
@@ -40027,7 +39884,6 @@
       </w:r>
       <w:r>
         <w:rPr>
-          <w:b/>
           <w:lang w:val="hi_IN" w:bidi="hi_IN"/>
         </w:rPr>
         <w:t>उद्धार</w:t>
@@ -40088,7 +39944,6 @@
       </w:r>
       <w:r>
         <w:rPr>
-          <w:b/>
           <w:lang w:val="hi_IN" w:bidi="hi_IN"/>
         </w:rPr>
         <w:t>रोमी सैनिक के टोप</w:t>
@@ -40155,7 +40010,6 @@
       </w:r>
       <w:r>
         <w:rPr>
-          <w:b/>
           <w:lang w:val="hi_IN" w:bidi="hi_IN"/>
         </w:rPr>
         <w:t>वचन</w:t>
@@ -40202,7 +40056,6 @@
       </w:r>
       <w:r>
         <w:rPr>
-          <w:b/>
           <w:lang w:val="hi_IN" w:bidi="hi_IN"/>
         </w:rPr>
         <w:t>पवित्र आत्मा</w:t>
@@ -41600,7 +41453,6 @@
       </w:r>
       <w:r>
         <w:rPr>
-          <w:b/>
           <w:lang w:val="hi_IN" w:bidi="hi_IN"/>
         </w:rPr>
         <w:t>सेवक</w:t>
@@ -41634,7 +41486,6 @@
       </w:r>
       <w:r>
         <w:rPr>
-          <w:b/>
           <w:lang w:val="hi_IN" w:bidi="hi_IN"/>
         </w:rPr>
         <w:t>प्रभु</w:t>
@@ -41775,7 +41626,6 @@
       </w:r>
       <w:r>
         <w:rPr>
-          <w:b/>
           <w:lang w:val="hi_IN" w:bidi="hi_IN"/>
         </w:rPr>
         <w:t>मसीह</w:t>
@@ -41815,7 +41665,6 @@
       </w:r>
       <w:r>
         <w:rPr>
-          <w:b/>
           <w:lang w:val="hi_IN" w:bidi="hi_IN"/>
         </w:rPr>
         <w:t xml:space="preserve">विश्वास </w:t>
